--- a/03_Outputs/final scripts/ar/Module 5/5.2.0-ar.docx
+++ b/03_Outputs/final scripts/ar/Module 5/5.2.0-ar.docx
@@ -19,12 +19,12 @@
     </w:p>
     <w:p>
       <w:r>
-        <w:t>بناء هذه الركائز يعتمد أيضًا على بناء القدرات. تعزيز المهارات والأنظمة والقدرات المؤسسية على جميع المستويات يمكّن الحكومات والأطراف المعنية من جمع البيانات وتحليلها، وتطبيق المعايير، وإدارة الإصلاحات المعقدة، والتفاعل مع المجتمعات بفعالية. بدون هذه القدرات البشرية والمؤسسية، حتى أفضل السياسات المصممة قد تتعثر.</w:t>
+        <w:t>بناء هذه الركائز يعتمد أيضًا على بناء القدرات. تعزيز المهارات والأنظمة والقدرات المؤسسية على جميع المستويات يمكّن الحكومات والأطراف المعنية من جمع البيانات وتحليلها، وتطبيق المعايير، وإدارة الإصلاحات المعقدة، والتواصل مع المجتمعات بفعالية. بدون هذه القدرات البشرية والمؤسسية، حتى أفضل السياسات المصممة قد تتعثر.</w:t>
       </w:r>
     </w:p>
     <w:p>
       <w:r>
-        <w:t>أخيرًا، نطبق هذه المبادئ من خلال إطار حوكمة تم اختباره في نيجيريا. من خلال رسم خريطة لمبادئ أساسية مثل المشاركة، والعدالة، والرقابة المستقلة مقابل عناصر الانتقال مثل البنية التحتية، والتمويل، والتأثيرات الاجتماعية، أنشأ أصحاب المصلحة "خريطة حرارية" لتحديد الثغرات والمخاطر والفرص.</w:t>
+        <w:t>أخيرًا، نطبق هذه المبادئ من خلال إطار حوكمة تم اختباره في نيجيريا. من خلال رسم خريطة لمبادئ أساسية مثل المشاركة، والعدالة، والرقابة المستقلة مقابل عناصر الانتقال مثل البنية التحتية، والتمويل، والتأثيرات الاجتماعية، أنشأ الأطراف المعنية "خريطة حرارية" لتحديد الثغرات والمخاطر والفرص.</w:t>
       </w:r>
     </w:p>
     <w:p>
